--- a/juridico/3 - Contrato TimorgianaRide e Motorista.docx
+++ b/juridico/3 - Contrato TimorgianaRide e Motorista.docx
@@ -837,7 +837,7 @@
                 <w:sz w:val="19"/>
                 <w:szCs w:val="19"/>
               </w:rPr>
-              <w:t xml:space="preserve">Carro</w:t>
+              <w:t xml:space="preserve">Carro e Carro Pickup</w:t>
             </w:r>
           </w:p>
         </w:tc>
@@ -1144,7 +1144,7 @@
           <w:sz w:val="21"/>
           <w:szCs w:val="21"/>
         </w:rPr>
-        <w:t xml:space="preserve">O carregamento de dias pode ser feito por transferência bancária (Mandiri, BNU, BNCTL ou BRI), por Telemor, no escritório da Plataforma ou junto de agente autorizado.</w:t>
+        <w:t xml:space="preserve">O carregamento de dias é pago à Plataforma, pelos meios indicados na aplicação — código QR nacional (TUQR), transferência bancária ou no escritório —, com o código de referência pessoal que a aplicação mostra. Os dias entram na conta do Motorista quando a Plataforma confirmar a entrada do pagamento, no prazo máximo de 24 horas após o envio do comprovativo.</w:t>
       </w:r>
     </w:p>
     <w:p>
@@ -1162,7 +1162,31 @@
           <w:sz w:val="21"/>
           <w:szCs w:val="21"/>
         </w:rPr>
-        <w:t xml:space="preserve">Qualquer alteração de preços é comunicada com antecedência, ficando o Motorista livre de deixar de utilizar a Plataforma.</w:t>
+        <w:t xml:space="preserve">Qualquer alteração de preços é comunicada na aplicação com, pelo menos, 30 dias de antecedência e aplica-se apenas às compras posteriores. Os dias já adquiridos não caducam nem perdem valor, e o Motorista fica livre de deixar de utilizar a Plataforma.</w:t>
+      </w:r>
+    </w:p>
+    <w:p>
+      <w:pPr>
+        <w:spacing w:after="120" w:line="276"/>
+        <w:jc w:val="both"/>
+      </w:pPr>
+      <w:r>
+        <w:rPr>
+          <w:rFonts w:ascii="Calibri" w:cs="Calibri" w:eastAsia="Calibri" w:hAnsi="Calibri"/>
+          <w:b/>
+          <w:bCs/>
+          <w:sz w:val="21"/>
+          <w:szCs w:val="21"/>
+        </w:rPr>
+        <w:t xml:space="preserve">Dias não usados.</w:t>
+      </w:r>
+      <w:r>
+        <w:rPr>
+          <w:rFonts w:ascii="Calibri" w:cs="Calibri" w:eastAsia="Calibri" w:hAnsi="Calibri"/>
+          <w:sz w:val="21"/>
+          <w:szCs w:val="21"/>
+        </w:rPr>
+        <w:t xml:space="preserve"> A suspensão temporária não consome dias. Em caso de cessação do contrato por iniciativa do Motorista, de desativação definitiva da conta pela Plataforma — salvo quando resulte de falta grave, designadamente documentação falsa ou alterada, ou cobrança de valor diferente do indicado pela aplicação — ou de encerramento do serviço, a Plataforma devolve o valor dos dias não usados, ao preço por dia efetivamente pago por eles, no prazo de 30 dias a contar do pedido. O encerramento do serviço é avisado com, pelo menos, 30 dias de antecedência. Os dias oferecidos gratuitamente não dão direito a devolução.</w:t>
       </w:r>
     </w:p>
     <w:p>
@@ -1913,7 +1937,7 @@
           <w:sz w:val="21"/>
           <w:szCs w:val="21"/>
         </w:rPr>
-        <w:t xml:space="preserve">Qualquer das partes pode pôr termo ao presente contrato a todo o tempo, sem necessidade de invocar motivo e sem direito a indemnização. O Motorista fá-lo deixando de utilizar a aplicação ou solicitando a eliminação da conta.</w:t>
+        <w:t xml:space="preserve">Qualquer das partes pode pôr termo ao presente contrato a todo o tempo, sem necessidade de invocar motivo e sem direito a indemnização, sem prejuízo da devolução dos dias não usados prevista na Cláusula 5.ª. O Motorista fá-lo deixando de utilizar a aplicação ou solicitando a eliminação da conta.</w:t>
       </w:r>
     </w:p>
     <w:p>
@@ -2233,7 +2257,7 @@
         <w:sz w:val="15"/>
         <w:szCs w:val="15"/>
       </w:rPr>
-      <w:t xml:space="preserve">Contrato de Utilização da Plataforma  ·  3 de Setembro de 2026  ·  página </w:t>
+      <w:t xml:space="preserve">Contrato de Utilização da Plataforma  ·  14 de Setembro de 2026  ·  página </w:t>
     </w:r>
     <w:r>
       <w:rPr>

--- a/juridico/3 - Contrato TimorgianaRide e Motorista.docx
+++ b/juridico/3 - Contrato TimorgianaRide e Motorista.docx
@@ -743,7 +743,7 @@
           <w:sz w:val="21"/>
           <w:szCs w:val="21"/>
         </w:rPr>
-        <w:t xml:space="preserve">O acesso à Plataforma é </w:t>
+        <w:t xml:space="preserve">O acesso à Plataforma é gratuito, </w:t>
       </w:r>
       <w:r>
         <w:rPr>
@@ -753,15 +753,15 @@
           <w:sz w:val="21"/>
           <w:szCs w:val="21"/>
         </w:rPr>
-        <w:t xml:space="preserve">gratuito até 30 de abril de 2027</w:t>
-      </w:r>
-      <w:r>
-        <w:rPr>
-          <w:rFonts w:ascii="Calibri" w:cs="Calibri" w:eastAsia="Calibri" w:hAnsi="Calibri"/>
-          <w:sz w:val="21"/>
-          <w:szCs w:val="21"/>
-        </w:rPr>
-        <w:t xml:space="preserve">. A partir dessa data, o acesso passa a depender da aquisição de dias de utilização, de acordo com a tabela seguinte:</w:t>
+        <w:t xml:space="preserve">sem taxa de acesso até novo aviso oficial</w:t>
+      </w:r>
+      <w:r>
+        <w:rPr>
+          <w:rFonts w:ascii="Calibri" w:cs="Calibri" w:eastAsia="Calibri" w:hAnsi="Calibri"/>
+          <w:sz w:val="21"/>
+          <w:szCs w:val="21"/>
+        </w:rPr>
+        <w:t xml:space="preserve">. O fim do período gratuito é anunciado na aplicação com, pelo menos, trinta dias de antecedência, com a indicação do dia em que a cobrança começa. A partir desse dia, o acesso passa a depender da aquisição de dias de utilização, de acordo com a tabela seguinte:</w:t>
       </w:r>
     </w:p>
     <w:tbl>
@@ -2257,7 +2257,7 @@
         <w:sz w:val="15"/>
         <w:szCs w:val="15"/>
       </w:rPr>
-      <w:t xml:space="preserve">Contrato de Utilização da Plataforma  ·  14 de Setembro de 2026  ·  página </w:t>
+      <w:t xml:space="preserve">Contrato de Utilização da Plataforma  ·  28 de Setembro de 2026  ·  página </w:t>
     </w:r>
     <w:r>
       <w:rPr>

--- a/juridico/3 - Contrato TimorgianaRide e Motorista.docx
+++ b/juridico/3 - Contrato TimorgianaRide e Motorista.docx
@@ -33,7 +33,7 @@
           <w:sz w:val="19"/>
           <w:szCs w:val="19"/>
         </w:rPr>
-        <w:t xml:space="preserve">Entre a Timorgiana, Lda e o Motorista  ·  Bidau Toko-Baru, Cristo Rei, Díli, Timor-Leste  ·  +670 74192857  ·  +670 75684566</w:t>
+        <w:t xml:space="preserve">Entre a Timorgiara Neto, Unipessoal Lda e o Motorista  ·  Bidau Toko-Baru, Cristo Rei, Díli, Timor-Leste  ·  +670 74192857  ·  +670 75684566</w:t>
       </w:r>
     </w:p>
     <w:p>
@@ -72,7 +72,7 @@
           <w:sz w:val="21"/>
           <w:szCs w:val="21"/>
         </w:rPr>
-        <w:t xml:space="preserve">Timorgiana, Lda, com sede em Bidau Toko-Baru, Cristo Rei, Díli, Timor-Leste, adiante designada por «Plataforma», que explora a aplicação TimorgianaRide.</w:t>
+        <w:t xml:space="preserve">Timorgiara Neto, Unipessoal Lda, com sede em Bidau Toko-Baru, Cristo Rei, Díli, Timor-Leste, adiante designada por «Plataforma», que explora a aplicação TimorgianaRide.</w:t>
       </w:r>
     </w:p>
     <w:p>
@@ -2143,7 +2143,7 @@
                 <w:sz w:val="19"/>
                 <w:szCs w:val="19"/>
               </w:rPr>
-              <w:t xml:space="preserve">A Plataforma  ·  Timorgiana, Lda</w:t>
+              <w:t xml:space="preserve">A Plataforma  ·  Timorgiara Neto, Unipessoal Lda</w:t>
             </w:r>
           </w:p>
         </w:tc>
@@ -2347,7 +2347,7 @@
         <w:sz w:val="16"/>
         <w:szCs w:val="16"/>
       </w:rPr>
-      <w:t xml:space="preserve">TimorgianaRide  ·  Timorgiana, Lda</w:t>
+      <w:t xml:space="preserve">TimorgianaRide  ·  Timorgiara Neto, Unipessoal Lda</w:t>
     </w:r>
   </w:p>
 </w:hdr>

--- a/juridico/3 - Contrato TimorgianaRide e Motorista.docx
+++ b/juridico/3 - Contrato TimorgianaRide e Motorista.docx
@@ -33,7 +33,7 @@
           <w:sz w:val="19"/>
           <w:szCs w:val="19"/>
         </w:rPr>
-        <w:t xml:space="preserve">Entre a Timorgiara Neto, Unipessoal Lda e o Motorista  ·  Bidau Toko-Baru, Cristo Rei, Díli, Timor-Leste  ·  +670 74192857  ·  +670 75684566</w:t>
+        <w:t xml:space="preserve">Entre a Timorgiara Neto, Unipessoal, Lda e o Motorista  ·  Bidau Toko-Baru, Cristo Rei, Díli, Timor-Leste  ·  +670 74192857  ·  +670 75684566</w:t>
       </w:r>
     </w:p>
     <w:p>
@@ -72,7 +72,7 @@
           <w:sz w:val="21"/>
           <w:szCs w:val="21"/>
         </w:rPr>
-        <w:t xml:space="preserve">Timorgiara Neto, Unipessoal Lda, com sede em Bidau Toko-Baru, Cristo Rei, Díli, Timor-Leste, adiante designada por «Plataforma», que explora a aplicação TimorgianaRide.</w:t>
+        <w:t xml:space="preserve">Timorgiara Neto, Unipessoal, Lda, com sede em Bidau Toko-Baru, Cristo Rei, Díli, Timor-Leste, adiante designada por «Plataforma», que explora a aplicação TimorgianaRide.</w:t>
       </w:r>
     </w:p>
     <w:p>
@@ -2143,7 +2143,7 @@
                 <w:sz w:val="19"/>
                 <w:szCs w:val="19"/>
               </w:rPr>
-              <w:t xml:space="preserve">A Plataforma  ·  Timorgiara Neto, Unipessoal Lda</w:t>
+              <w:t xml:space="preserve">A Plataforma  ·  Timorgiara Neto, Unipessoal, Lda</w:t>
             </w:r>
           </w:p>
         </w:tc>
@@ -2347,7 +2347,7 @@
         <w:sz w:val="16"/>
         <w:szCs w:val="16"/>
       </w:rPr>
-      <w:t xml:space="preserve">TimorgianaRide  ·  Timorgiara Neto, Unipessoal Lda</w:t>
+      <w:t xml:space="preserve">TimorgianaRide  ·  Timorgiara Neto, Unipessoal, Lda</w:t>
     </w:r>
   </w:p>
 </w:hdr>
